--- a/Rapports_mensuels/Mois2026_06/ipc_note_17_ang_2026_06.docx
+++ b/Rapports_mensuels/Mois2026_06/ipc_note_17_ang_2026_06.docx
@@ -132,7 +132,7 @@
         <w:pStyle w:val="ipcpara0"/>
       </w:pPr>
       <w:r>
-        <w:t xml:space="preserve">In June 2026, the national consumer price index decreased by 1.3% compared to the previous month, while the consumer price index decreased by 0.6% over a full year.</w:t>
+        <w:t xml:space="preserve">In June 2026, the consumer price index for households in the city of city of Al Hoceima decreased by 1,3% compared to the previous month. On an annual level, the consumer price index decreased by 0,6%.</w:t>
       </w:r>
     </w:p>
     <w:p>
@@ -160,7 +160,7 @@
         <w:t xml:space="preserve"> </w:t>
       </w:r>
       <w:r>
-        <w:t xml:space="preserve">The consumer price index experienced a decrease of 2.2% during the month of June 2026 compared to the previous month. as a result of the decline in prices of «Vegetables» by 11,6%, «Fruits» by 2,3%, «Fish and Seafood» by 2,2% and «Milk, Cheese and Eggs» by 1,4%</w:t>
+        <w:t xml:space="preserve">The food product price index decreased by 2,2% in June 2026 compared to May 2026, due to the decline in prices of «Vegetables» by 11,6%, «Fruits» by 2,3%, «Fish and Seafood» by 2,2% and «Milk, Cheese and Eggs» by 1,4%.</w:t>
       </w:r>
     </w:p>
     <w:p>
@@ -168,7 +168,7 @@
         <w:pStyle w:val="ipccorps"/>
       </w:pPr>
       <w:r>
-        <w:t xml:space="preserve">Similarly, the monthly variation in the non-food index decreased by abs(evol_non_alim_1mois)% due to price decreases in the following divisions: «Transportation» by 1,7% and «Various Goods and Services» by 0,4%.</w:t>
+        <w:t xml:space="preserve">Similarly, the monthly variation of the index for the non-food products decreased by 0,2% due to drop in prices in the following divisions: «Transportation» by 1,7% and «Various Goods and Services» by 0,4%. Also, the increase in prices in the division: «Restaurants and Hotels» by 2,6%. As well as, the stagnation of the indices of the other divisions did not impact the general evolution.</w:t>
       </w:r>
     </w:p>
     <w:p>
@@ -186,7 +186,7 @@
         <w:t xml:space="preserve"> </w:t>
       </w:r>
       <w:r>
-        <w:t xml:space="preserve">the food product price index decreased by -3.2% in June 2026 compared to June 2025 , due to the decrease in the prices of «Oils and Fats» by 31,6%, «Milk, Cheese and Eggs» by 4,5%, «Vegetables» by 3,1%, «Fruits» by 1,6%, «Bread and Cereals» and «Catering Services» by 0,8% and «Food Productsnot elsewhere classified» by 0,2%. Moreover, the rise in prices of «Cafe, Tea and Cocoa» by 13,7%, «Meat» by 6,7%, «Fish and Seafood» by 5,1%, «Tobacco» by 5,0%, «Mineral Waters, Soft Drinks, Fruit and Vegetable Juices (Nd)» by 1,0% and «Sugar, Jam, Honey, Chocolate and Confectionery» by 0,6% and the stagnation in prices for NA did not affect the general evolution.</w:t>
+        <w:t xml:space="preserve">the food product price index decreased by 3,2% in June 2026 compared to June 2025 , due to the decrease in the prices of «Oils and Fats» by 31,6%, «Milk, Cheese and Eggs» by 4,5%, «Vegetables» by 3,1%, «Fruits» by 1,6%, «Bread and Cereals» by 0,8% and «Food Productsnot elsewhere classified» by 0,2%. Moreover, the rise in prices of «Cafe, Tea and Cocoa» by 13,7%, «Meat» by 6,7%, «Fish and Seafood» by 5,1%, «Tobacco» by 5,0%, «Mineral Waters, Soft Drinks, Fruit and Vegetable Juices (Nd)» by 1,0% and «Sugar, Jam, Honey, Chocolate and Confectionery» by 0,6% did not affect the general evolution.</w:t>
       </w:r>
     </w:p>
     <w:p>
@@ -194,7 +194,7 @@
         <w:pStyle w:val="ipccorps"/>
       </w:pPr>
       <w:r>
-        <w:t xml:space="preserve">On the other hand, the annual variation in the non-food index increased by 3.1%. While the variation in prices of the divisions that make up non-food products fluctuated between a decrease of the division of «Furniture, Household Items and Routine Home Maintenance» by 0,4% and the rise of the division of «Transportation» by 10,4%</w:t>
+        <w:t xml:space="preserve">On the other hand, the annual variation in the non-food product index increased by 3,1%. While the price variation of the divisions that constitute non-food products fluctuated between a decrease of 0,4% for the division of «Furniture, Household Items and Routine Home Maintenance» and the rise of 10,4% for the division of «Transportation»</w:t>
       </w:r>
     </w:p>
     <w:p>
@@ -266,7 +266,7 @@
         <w:t xml:space="preserve"> </w:t>
       </w:r>
       <w:r>
-        <w:t xml:space="preserve">In June 2026, the consumer price index decreased by 0.6% compared to June 2025</w:t>
+        <w:t xml:space="preserve">In June 2026, the consumer price index decreased by 0,6% compared to June 2025</w:t>
       </w:r>
     </w:p>
     <w:p>
@@ -274,7 +274,7 @@
         <w:pStyle w:val="ipctitre0"/>
       </w:pPr>
       <w:r>
-        <w:t xml:space="preserve">6- Annual evolution (%) of the consumer price index for the month of June</w:t>
+        <w:t xml:space="preserve">6- Evolution of the monthly variation of the consumer price index</w:t>
       </w:r>
     </w:p>
     <w:p>
@@ -338,7 +338,7 @@
         <w:t xml:space="preserve"> </w:t>
       </w:r>
       <w:r>
-        <w:t xml:space="preserve">In June 2026, the consumer price index decreased by 1.3% compared to May 2026</w:t>
+        <w:t xml:space="preserve">The level of price variation in June 2026 decreased by -1,3% after being -1,2% in May 2026</w:t>
       </w:r>
     </w:p>
     <w:p>
@@ -356,7 +356,7 @@
         <w:pStyle w:val="ipcpara0"/>
       </w:pPr>
       <w:r>
-        <w:t xml:space="preserve">Table 2: Consumer price index for the city of Al Hoceima: June 2026 (2017 base: 100)</w:t>
+        <w:t xml:space="preserve">Table 4: Consumer price index for the city of Al Hoceima: June 2026 (base 2017: 100)</w:t>
       </w:r>
     </w:p>
     <w:tbl xmlns:w="http://schemas.openxmlformats.org/wordprocessingml/2006/main" xmlns:r="http://schemas.openxmlformats.org/officeDocument/2006/relationships" xmlns:w14="http://schemas.microsoft.com/office/word/2010/wordml" xmlns:wp="http://schemas.openxmlformats.org/drawingml/2006/wordprocessingDrawing" xmlns:a="http://schemas.openxmlformats.org/drawingml/2006/main" xmlns:pic="http://schemas.openxmlformats.org/drawingml/2006/picture">

--- a/Rapports_mensuels/Mois2026_06/ipc_note_17_ang_2026_06.docx
+++ b/Rapports_mensuels/Mois2026_06/ipc_note_17_ang_2026_06.docx
@@ -132,7 +132,7 @@
         <w:pStyle w:val="ipcpara0"/>
       </w:pPr>
       <w:r>
-        <w:t xml:space="preserve">In June 2026, the consumer price index for households in the city of city of Al Hoceima decreased by 1,3% compared to the previous month. On an annual level, the consumer price index decreased by 0,6%.</w:t>
+        <w:t xml:space="preserve">In June 2026, the consumer price index for households in the city of Al Hoceima decreased by 1,3% compared to the previous month. On an annual level, the consumer price index decreased by 0,6%.</w:t>
       </w:r>
     </w:p>
     <w:p>
@@ -168,7 +168,7 @@
         <w:pStyle w:val="ipccorps"/>
       </w:pPr>
       <w:r>
-        <w:t xml:space="preserve">Similarly, the monthly variation of the index for the non-food products decreased by 0,2% due to drop in prices in the following divisions: «Transportation» by 1,7% and «Various Goods and Services» by 0,4%. Also, the increase in prices in the division: «Restaurants and Hotels» by 2,6%. As well as, the stagnation of the indices of the other divisions did not impact the general evolution.</w:t>
+        <w:t xml:space="preserve">Similarly, the monthly variation of the index for the non-food products decreased by 0,2% due to drop in prices in the following divisions: «Transports» by 1,7% and «Various Goods and Services» by 0,4%. Also, the increase in prices in the division: «Restaurants and Hotels» by 2,6%. As well as, the stagnation of the indices of the other divisions did not impact the general evolution.</w:t>
       </w:r>
     </w:p>
     <w:p>
@@ -186,7 +186,7 @@
         <w:t xml:space="preserve"> </w:t>
       </w:r>
       <w:r>
-        <w:t xml:space="preserve">the food product price index decreased by 3,2% in June 2026 compared to June 2025 , due to the decrease in the prices of «Oils and Fats» by 31,6%, «Milk, Cheese and Eggs» by 4,5%, «Vegetables» by 3,1%, «Fruits» by 1,6%, «Bread and Cereals» by 0,8% and «Food Productsnot elsewhere classified» by 0,2%. Moreover, the rise in prices of «Cafe, Tea and Cocoa» by 13,7%, «Meat» by 6,7%, «Fish and Seafood» by 5,1%, «Tobacco» by 5,0%, «Mineral Waters, Soft Drinks, Fruit and Vegetable Juices (Nd)» by 1,0% and «Sugar, Jam, Honey, Chocolate and Confectionery» by 0,6% did not affect the general evolution.</w:t>
+        <w:t xml:space="preserve">the food product price index decreased by 3,2% in June 2026 compared to June 2025 , due to the decrease in the prices of «Oils and Fats» by 31,6%, «Milk, Cheese and Eggs» by 4,5%, «Vegetables» by 3,1%, «Fruits» by 1,6%, «Bread and Cereals» by 0,8% and «Food Products not elsewhere classified» by 0,2%. Moreover, the rise in prices of «Cafe, Tea and Cocoa» by 13,7%, «Meats» by 6,7%, «Fish and Seafood» by 5,1%, «Tobacco» by 5,0%, «Mineral Waters, Soft Drinks, Fruit and Vegetable Juices» by 1,0% and «Sugar, Jam, Honey, Chocolate and Confectionery» by 0,6% did not affect the general evolution.</w:t>
       </w:r>
     </w:p>
     <w:p>
@@ -194,7 +194,7 @@
         <w:pStyle w:val="ipccorps"/>
       </w:pPr>
       <w:r>
-        <w:t xml:space="preserve">On the other hand, the annual variation in the non-food product index increased by 3,1%. While the price variation of the divisions that constitute non-food products fluctuated between a decrease of 0,4% for the division of «Furniture, Household Items and Routine Home Maintenance» and the rise of 10,4% for the division of «Transportation»</w:t>
+        <w:t xml:space="preserve">On the other hand, the annual variation in the non-food product index increased by 3,1%. While the price variation of the divisions that constitute non-food products fluctuated between a decrease of 0,4% for the division of «Furniture, Household Items and Routine Home Maintenance» and the rise of 10,4% for the division of «Transports»</w:t>
       </w:r>
     </w:p>
     <w:p>
@@ -274,7 +274,7 @@
         <w:pStyle w:val="ipctitre0"/>
       </w:pPr>
       <w:r>
-        <w:t xml:space="preserve">6- Evolution of the monthly variation of the consumer price index</w:t>
+        <w:t xml:space="preserve">6- Evolution of the monthly variation (%) of the consumer price index</w:t>
       </w:r>
     </w:p>
     <w:p>
@@ -338,7 +338,7 @@
         <w:t xml:space="preserve"> </w:t>
       </w:r>
       <w:r>
-        <w:t xml:space="preserve">The level of price variation in June 2026 decreased by -1,3% after being -1,2% in May 2026</w:t>
+        <w:t xml:space="preserve">The level of price variation in June 2026 decreased by 1,3% after being -1,2% in May 2026</w:t>
       </w:r>
     </w:p>
     <w:p>
@@ -9333,35 +9333,6 @@
       </w:r>
       <w:r>
         <w:t xml:space="preserve">High Commission for Planning, Department of Statistics - National consumer price survey</w:t>
-      </w:r>
-    </w:p>
-    <w:p>
-      <w:pPr>
-        <w:pStyle w:val="ipcpiedpage"/>
-      </w:pPr>
-      <w:r>
-        <w:t xml:space="preserve">Angle Avenue Ibn Tachafine et Avenue Ibn Toumart B.P.104 Tanger</w:t>
-      </w:r>
-      <w:r>
-        <w:br/>
-      </w:r>
-      <w:r>
-        <w:t xml:space="preserve">****</w:t>
-      </w:r>
-      <w:r>
-        <w:t xml:space="preserve">Tél</w:t>
-      </w:r>
-      <w:r>
-        <w:t xml:space="preserve">:0539940698****Fax:0539940364</w:t>
-      </w:r>
-      <w:r>
-        <w:t xml:space="preserve"> </w:t>
-      </w:r>
-      <w:r>
-        <w:t xml:space="preserve">Site Web</w:t>
-      </w:r>
-      <w:r>
-        <w:t xml:space="preserve">: www.hcp.ma/region-tanger Email:hcp.dr.tanger@hcp.ma</w:t>
       </w:r>
     </w:p>
     <w:p>
